--- a/Bases de Datos II/Clases/Clase 10 - Control de concurrencia/Taller PI - Clase 10 - VetCare.docx
+++ b/Bases de Datos II/Clases/Clase 10 - Control de concurrencia/Taller PI - Clase 10 - VetCare.docx
@@ -56,7 +56,7 @@
           <w:color w:val="2B2B2B"/>
           <w:sz w:val="22"/>
         </w:rPr>
-        <w:t>Herramienta: Google Docs + Live SQL</w:t>
+        <w:t>Herramienta: ExamLab (PostgreSQL/PGlite) + Google Docs</w:t>
       </w:r>
     </w:p>
     <w:p>
